--- a/reports/CookieCats_Phase4_Hypothesis_Testing_Report.docx
+++ b/reports/CookieCats_Phase4_Hypothesis_Testing_Report.docx
@@ -12,7 +12,7 @@
           <w:b/>
           <w:sz w:val="34"/>
         </w:rPr>
-        <w:t>BÁO CÁO PHASE 4 — ANALYSIS (HYPOTHESIS TESTING)</w:t>
+        <w:t>PHASE 4 REPORT — ANALYSIS (HYPOTHESIS TESTING)</w:t>
       </w:r>
     </w:p>
     <w:p>
@@ -25,7 +25,7 @@
           <w:b/>
           <w:sz w:val="26"/>
         </w:rPr>
-        <w:t>Dự án phân tích A/B Test — Cookie Cats</w:t>
+        <w:t>A/B Test analysis project — Cookie Cats</w:t>
       </w:r>
     </w:p>
     <w:p>
@@ -37,7 +37,7 @@
         <w:rPr>
           <w:sz w:val="22"/>
         </w:rPr>
-        <w:t>Người thực hiện: Xuân Quang   |   Vai trò: Senior Data Analyst   |   Ngày: 08/08/2026   |   Trạng thái: Hoàn thành</w:t>
+        <w:t>Author: Xuân Quang   |   Role: Senior Data Analyst   |   Date: 08/08/2026   |   Status: Completed</w:t>
       </w:r>
     </w:p>
     <w:p>
@@ -55,22 +55,22 @@
         <w:rPr>
           <w:rFonts w:ascii="Times New Roman" w:eastAsia="Times New Roman" w:hAnsi="Times New Roman"/>
         </w:rPr>
-        <w:t>1. Tóm tắt</w:t>
+        <w:t>1. Summary</w:t>
       </w:r>
     </w:p>
     <w:p>
       <w:r>
-        <w:t>Phase 4 kiểm định chính thức ba giả thuyết của thử nghiệm A/B Cookie Cats trên bộ dữ liệu 90.188 người dùng đã làm sạch (mart cookie_cats.mart_ab_test_base). Kết luận tổng thể: khuyến nghị NO-GO — giữ nguyên gate ở level 30, không triển khai gate 40.</w:t>
+        <w:t>Phase 4 formally tests the three hypotheses of the Cookie Cats A/B experiment on the cleaned dataset of 90,188 users (the mart cookie_cats.mart_ab_test_base). Overall conclusion: recommend NO-GO — keep the gate at level 30, do not roll out gate 40.</w:t>
       </w:r>
     </w:p>
     <w:p>
       <w:r>
-        <w:t>Cơ sở của khuyến nghị dựa trên ba trụ. Thứ nhất, retention D7 của nhóm gate_40 giảm 0,82 điểm phần trăm (−4,3% tương đối) so với gate_30, khác biệt có ý nghĩa thống kê vượt cả ngưỡng Bonferroni (p = 0,0016; khoảng tin cậy 95% không chứa 0). Thứ hai, engagement (số lượt chơi) giữa hai nhóm thực chất bằng nhau (p = 0,051; bootstrap CI chứa 0), nghĩa là gate_40 không đem lại lợi ích engagement nào để đánh đổi. Thứ ba, phân tích theo phân khúc cho thấy tác hại rơi đúng vào nhóm người chơi giá trị (medium và heavy), trong khi nhóm light gần như không bị ảnh hưởng.</w:t>
+        <w:t>The basis for the recommendation rests on three pillars. First, the gate_40 group’s D7 retention drops 0.82 percentage points (−4.3% relative) versus gate_30, a difference statistically significant beyond even the Bonferroni threshold (p = 0.0016; the 95% confidence interval does not contain 0). Second, engagement (number of rounds played) between the two groups is essentially equal (p = 0.051; bootstrap CI contains 0), meaning gate_40 provides no engagement benefit to trade for. Third, the segment analysis shows the harm falls exactly on the valuable player groups (medium and heavy), while the light group is virtually unaffected.</w:t>
       </w:r>
     </w:p>
     <w:p>
       <w:r>
-        <w:t>Ước tính tác động kinh doanh (proxy, có giả định minh bạch vì dữ liệu không chứa doanh thu): với mỗi 100.000 lượt cài đặt mới mỗi tháng, việc triển khai gate_40 tương ứng khoảng 818 người dùng D7 bị mất mỗi tháng; con số này tỷ lệ tuyến tính với quy mô traffic.</w:t>
+        <w:t>Business impact estimate (a proxy with transparent assumptions since the data contains no revenue): for every 100,000 new installs per month, rolling out gate_40 corresponds to about 818 D7 users lost per month; this figure scales linearly with traffic.</w:t>
       </w:r>
     </w:p>
     <w:p>
@@ -81,12 +81,12 @@
         <w:rPr>
           <w:rFonts w:ascii="Times New Roman" w:eastAsia="Times New Roman" w:hAnsi="Times New Roman"/>
         </w:rPr>
-        <w:t>2. Mục tiêu và giả thuyết</w:t>
+        <w:t>2. Objective and hypotheses</w:t>
       </w:r>
     </w:p>
     <w:p>
       <w:r>
-        <w:t>Mục tiêu Phase 4 là trả lời câu hỏi kinh doanh cốt lõi: việc dời gate từ level 30 sang level 40 có cải thiện retention và engagement không, với mức độ tin cậy thống kê rõ ràng, để đưa ra khuyến nghị Go/No-Go cho Product team.</w:t>
+        <w:t>The objective of Phase 4 is to answer the core business question: does moving the gate from level 30 to level 40 improve retention and engagement, with clear statistical confidence, in order to make a Go/No-Go recommendation for the Product team.</w:t>
       </w:r>
     </w:p>
     <w:p>
@@ -94,7 +94,7 @@
         <w:spacing w:after="80"/>
       </w:pPr>
       <w:r>
-        <w:t>Ba giả thuyết không (H0) được kiểm định:</w:t>
+        <w:t>The three null hypotheses (H0) tested:</w:t>
       </w:r>
     </w:p>
     <w:p>
@@ -144,7 +144,7 @@
     </w:p>
     <w:p>
       <w:r>
-        <w:t>Ngưỡng ý nghĩa gốc α = 0,05. Do kiểm định đồng thời ba giả thuyết, áp dụng hiệu chỉnh Bonferroni: α điều chỉnh = 0,05 / 3 = 0,0167. Mọi kết luận "có ý nghĩa" đều được đọc dưới ngưỡng 0,0167 này.</w:t>
+        <w:t>The original significance threshold is α = 0.05. Since three hypotheses are tested simultaneously, a Bonferroni correction is applied: adjusted α = 0.05 / 3 = 0.0167. Every "significant" conclusion is read under this 0.0167 threshold.</w:t>
       </w:r>
     </w:p>
     <w:p>
@@ -156,12 +156,12 @@
           <w:rFonts w:ascii="Times New Roman" w:eastAsia="Times New Roman" w:hAnsi="Times New Roman"/>
         </w:rPr>
         <w:lastRenderedPageBreak/>
-        <w:t>3. Phương pháp</w:t>
+        <w:t>3. Methodology</w:t>
       </w:r>
     </w:p>
     <w:p>
       <w:r>
-        <w:t>Nguyên tắc xuyên suốt: ở cỡ mẫu lớn, p-value gần như luôn nhỏ, nên mọi kết luận đều tách bạch giữa ý nghĩa thống kê (statistical significance) và ý nghĩa thực tiễn (practical significance) — luôn kèm effect size và khoảng tin cậy, đọc theo quy tắc "CI chứa 0 thì không có khác biệt thực tế".</w:t>
+        <w:t>The guiding principle: at a large sample size, the p-value is almost always small, so every conclusion separates statistical significance from practical significance — always accompanied by an effect size and a confidence interval, read by the rule "if the CI contains 0, there is no practical difference".</w:t>
       </w:r>
     </w:p>
     <w:p>
@@ -173,10 +173,10 @@
         <w:rPr>
           <w:b/>
         </w:rPr>
-        <w:t xml:space="preserve">Retention D1/D7 (biến nhị phân): </w:t>
+        <w:t xml:space="preserve">Retention D1/D7 (binary variables): </w:t>
       </w:r>
       <w:r>
-        <w:t xml:space="preserve"> kiểm định Chi-square (independence, hiệu chỉnh Yates cho bảng 2×2), effect size Cohen's h, khoảng tin cậy 95% của chênh lệch tỷ lệ.</w:t>
+        <w:t xml:space="preserve"> the Chi-square test (independence, Yates correction for the 2×2 table), effect size Cohen's h, and the 95% confidence interval of the difference in proportions.</w:t>
       </w:r>
     </w:p>
     <w:p>
@@ -188,10 +188,10 @@
         <w:rPr>
           <w:b/>
         </w:rPr>
-        <w:t xml:space="preserve">Engagement (biến liên tục, lệch): </w:t>
+        <w:t xml:space="preserve">Engagement (continuous, skewed variable): </w:t>
       </w:r>
       <w:r>
-        <w:t xml:space="preserve"> kiểm định Mann-Whitney U (phi tham số, phù hợp phân phối lệch phải), effect size rank-biserial, và bootstrap 10.000 lần (seed = 42) để lấy CI cho chênh lệch median.</w:t>
+        <w:t xml:space="preserve"> the Mann-Whitney U test (non-parametric, suited to a right-skewed distribution), effect size rank-biserial, and a 10,000-iteration bootstrap (seed = 42) to obtain the CI for the median difference.</w:t>
       </w:r>
     </w:p>
     <w:p>
@@ -203,10 +203,10 @@
         <w:rPr>
           <w:b/>
         </w:rPr>
-        <w:t xml:space="preserve">Phân tích phân khúc (HTE): </w:t>
+        <w:t xml:space="preserve">Segment analysis (HTE): </w:t>
       </w:r>
       <w:r>
-        <w:t xml:space="preserve"> chi-square retention D7 trong từng nhóm light/medium/heavy, đọc theo pattern (hướng và độ lớn) thay vì tuyên bố cứng từng ô.</w:t>
+        <w:t xml:space="preserve"> chi-square on D7 retention within each light/medium/heavy group, read by pattern (direction and magnitude) rather than hard claims per cell.</w:t>
       </w:r>
     </w:p>
     <w:p>
@@ -221,7 +221,7 @@
         <w:t xml:space="preserve">Business impact: </w:t>
       </w:r>
       <w:r>
-        <w:t xml:space="preserve"> quy chênh lệch D7 ra số người dùng và tiền qua LTV proxy, để ARPU là tham số và chạy bảng sensitivity.</w:t>
+        <w:t xml:space="preserve"> convert the D7 difference into a number of users and money via an LTV proxy, leaving ARPU as a parameter and running a sensitivity table.</w:t>
       </w:r>
     </w:p>
     <w:p>
@@ -232,12 +232,12 @@
         <w:rPr>
           <w:rFonts w:ascii="Times New Roman" w:eastAsia="Times New Roman" w:hAnsi="Times New Roman"/>
         </w:rPr>
-        <w:t>3.1. Kiểm tra guardrail SRM (Sample Ratio Mismatch)</w:t>
+        <w:t>3.1. SRM (Sample Ratio Mismatch) guardrail check</w:t>
       </w:r>
     </w:p>
     <w:p>
       <w:r>
-        <w:t>Trước khi phân tích, tỷ lệ phân chia hai nhóm được kiểm tra để đảm bảo randomization không hỏng. Quan sát: gate_30 = 44.699 (49,56%) và gate_40 = 45.489 (50,44%); chi-square SRM = 6,92; p = 0,0085. So với ngưỡng riêng của guardrail α = 0,001 (chọn chặt có chủ đích để tránh báo động giả ở cỡ mẫu lớn), p = 0,0085 ≥ 0,001 nên SRM ĐẠT — thử nghiệm hợp lệ, được phép phân tích tiếp. Cần ghi nhận: ở ngưỡng 0,05 thông thường, chênh lệch này sẽ bị coi là đáng kể; đây là lý do dự án dùng α = 0,001 cho SRM và xử lý cỡ mẫu lớn bằng effect size thay vì hạ ngưỡng.</w:t>
+        <w:t>Before the analysis, the split ratio of the two groups is checked to ensure randomization is not broken. Observed: gate_30 = 44,699 (49.56%) and gate_40 = 45,489 (50.44%); SRM chi-square = 6.92; p = 0.0085. Against the guardrail’s own threshold α = 0.001 (deliberately strict to avoid false alarms at a large sample size), p = 0.0085 ≥ 0.001 so the SRM PASSES — the experiment is valid and further analysis is permitted. Note: at the usual 0.05 threshold, this difference would be deemed significant; this is why the project uses α = 0.001 for SRM and handles the large sample size with effect size rather than lowering the threshold.</w:t>
       </w:r>
     </w:p>
     <w:p>
@@ -248,7 +248,7 @@
         <w:rPr>
           <w:rFonts w:ascii="Times New Roman" w:eastAsia="Times New Roman" w:hAnsi="Times New Roman"/>
         </w:rPr>
-        <w:t>4. Kết quả kiểm định</w:t>
+        <w:t>4. Test results</w:t>
       </w:r>
     </w:p>
     <w:p>
@@ -264,7 +264,7 @@
     </w:p>
     <w:p>
       <w:r>
-        <w:t>Tỷ lệ D1: gate_30 = 44,82% so với gate_40 = 44,23%, chênh lệch −0,59 điểm phần trăm (−1,32% tương đối). Chi-square = 3,17; p = 0,0750; Cohen's h = −0,012 (rất nhỏ); khoảng tin cậy 95% của chênh lệch = [−1,24; +0,06] điểm phần trăm — chứa 0. Kết luận: KHÔNG bác bỏ H0₁. Không đủ bằng chứng cho khác biệt retention D1 giữa hai nhóm.</w:t>
+        <w:t>D1 rates: gate_30 = 44.82% versus gate_40 = 44.23%, a difference of −0.59 percentage points (−1.32% relative). Chi-square = 3.17; p = 0.0750; Cohen's h = −0.012 (very small); 95% confidence interval of the difference = [−1.24; +0.06] percentage points — contains 0. Conclusion: do NOT reject H0₁. Insufficient evidence for a difference in D1 retention between the two groups.</w:t>
       </w:r>
     </w:p>
     <w:p>
@@ -280,7 +280,7 @@
     </w:p>
     <w:p>
       <w:r>
-        <w:t>Tỷ lệ D7: gate_30 = 19,02% so với gate_40 = 18,20%, chênh lệch −0,82 điểm phần trăm (−4,3% tương đối). Chi-square = 9,92; p = 0,0016; Cohen's h = −0,021; khoảng tin cậy 95% = [−1,33; −0,31] điểm phần trăm — không chứa 0. Kết luận: BÁC BỎ H0₂. Gate_40 làm giảm retention D7 một cách có ý nghĩa thống kê, vượt cả ngưỡng Bonferroni. Effect size nhỏ về mặt tuyệt đối, nhưng ở quy mô traffic lớn, tác động vận hành là đáng kể (xem mục 5).</w:t>
+        <w:t>D7 rates: gate_30 = 19.02% versus gate_40 = 18.20%, a difference of −0.82 percentage points (−4.3% relative). Chi-square = 9.92; p = 0.0016; Cohen's h = −0.021; 95% confidence interval = [−1.33; −0.31] percentage points — does not contain 0. Conclusion: REJECT H0₂. Gate_40 reduces D7 retention in a statistically significant way, beyond even the Bonferroni threshold. The effect size is small in absolute terms, but at a large traffic scale the operational impact is significant (see section 5).</w:t>
       </w:r>
     </w:p>
     <w:p>
@@ -340,7 +340,7 @@
           <w:i/>
           <w:sz w:val="22"/>
         </w:rPr>
-        <w:t>Hình 1. Retention D1 và D7 theo nhóm (thanh lỗi = khoảng tin cậy 95%).</w:t>
+        <w:t>Figure 1. D1 and D7 retention by group (error bars = 95% confidence interval).</w:t>
       </w:r>
     </w:p>
     <w:p>
@@ -356,13 +356,7 @@
     </w:p>
     <w:p>
       <w:r>
-        <w:t>Số lượt chơi lệch phải mạnh (median ~16–17 nhưng mean ~51 do đuôi dài), nên dùng median và kiểm định phi tham số. Median: gate_30 = 17 so với gate_40 = 16. Mann-Whitney U ≈ 1,024×10⁹; p = 0,0509; rank-biserial r = −0,0075 (cực nhỏ). Bootstrap chênh lệch median (gate_40 − gate_30): trung bình ≈ −0,93; khoảng tin cậy 95% = [−1,00; 0,00] — chứa 0. Kết luận: KHÔNG bác bỏ H0₃. Engagement hai nhóm thực chất bằng nhau</w:t>
-      </w:r>
-      <w:r>
-        <w:t>. V</w:t>
-      </w:r>
-      <w:r>
-        <w:t>ới CI chứa 0 và effect size ~0, kết luận an toàn là không có khác biệt thực tế.</w:t>
+        <w:t>The number of rounds is strongly right-skewed (median ~16–17 but mean ~51 due to the long tail), so the median and a non-parametric test are used. Median: gate_30 = 17 versus gate_40 = 16. Mann-Whitney U ≈ 1.024×10⁹; p = 0.0509; rank-biserial r = −0.0075 (extremely small). Bootstrap of the median difference (gate_40 − gate_30): mean ≈ −0.93; 95% confidence interval = [−1.00; 0.00] — contains 0. Conclusion: do NOT reject H0₃. The engagement of the two groups is essentially equal. With the CI containing 0 and an effect size ~0, the safe conclusion is that there is no practical difference.</w:t>
       </w:r>
     </w:p>
     <w:p>
@@ -421,7 +415,7 @@
           <w:i/>
           <w:sz w:val="22"/>
         </w:rPr>
-        <w:t>Hình 2. Phân phối bootstrap của chênh lệch median engagement; khoảng tin cậy 95% chứa mốc 0.</w:t>
+        <w:t>Figure 2. Bootstrap distribution of the engagement median difference; the 95% confidence interval contains the 0 mark.</w:t>
       </w:r>
     </w:p>
     <w:p>
@@ -433,12 +427,12 @@
           <w:rFonts w:ascii="Times New Roman" w:eastAsia="Times New Roman" w:hAnsi="Times New Roman"/>
         </w:rPr>
         <w:lastRenderedPageBreak/>
-        <w:t>4.4. Phân tích phân khúc — hiệu ứng không đồng nhất (H0₂ chi tiết)</w:t>
+        <w:t>4.4. Segment analysis — heterogeneous effect (H0₂ in detail)</w:t>
       </w:r>
     </w:p>
     <w:p>
       <w:r>
-        <w:t>Con số −4,3% ở D7 là hiệu ứng trung bình; phân tích theo nhóm engagement cho thấy tác động phân bố không đều. Nhóm light gần như không đổi (+0,11 điểm phần trăm; p = 0,44); nhóm medium giảm −0,63 điểm phần trăm (p = 0,043); nhóm heavy giảm mạnh nhất −1,27 điểm phần trăm (p = 0,029). Pattern đơn điệu theo mức độ gắn kết này khớp với cơ chế: người chơi light phần lớn rời game trước cả level 30 nên không "chạm" gate, còn người chơi medium/heavy mới thực sự chịu tác động của việc dời gate — làm mất thói quen quay lại (comeback habit) ở đúng nhóm giá trị nhất.</w:t>
+        <w:t>The −4.3% figure at D7 is the average effect; analysis by engagement group shows the impact is distributed unevenly. The light group is virtually unchanged (+0.11 percentage points; p = 0.44); the medium group drops −0.63 percentage points (p = 0.043); the heavy group drops the most, −1.27 percentage points (p = 0.029). This monotonic pattern by engagement level matches the mechanism: light players mostly leave the game before even level 30 so they do not "hit" the gate, while medium/heavy players are the ones truly affected by moving the gate — losing the comeback habit in exactly the most valuable group.</w:t>
       </w:r>
     </w:p>
     <w:p>
@@ -497,7 +491,7 @@
           <w:i/>
           <w:sz w:val="22"/>
         </w:rPr>
-        <w:t>Hình 3. Retention D7 theo nhóm engagement; tác hại tập trung ở medium và heavy.</w:t>
+        <w:t>Figure 3. D7 retention by engagement group; the harm concentrates in medium and heavy.</w:t>
       </w:r>
     </w:p>
     <w:tbl>
@@ -532,7 +526,7 @@
                 <w:b/>
                 <w:sz w:val="22"/>
               </w:rPr>
-              <w:t>Nhóm</w:t>
+              <w:t>Group</w:t>
             </w:r>
           </w:p>
         </w:tc>
@@ -586,7 +580,7 @@
                 <w:b/>
                 <w:sz w:val="22"/>
               </w:rPr>
-              <w:t>Chênh lệch (pp)</w:t>
+              <w:t>Difference (pp)</w:t>
             </w:r>
           </w:p>
         </w:tc>
@@ -638,7 +632,7 @@
               <w:rPr>
                 <w:sz w:val="22"/>
               </w:rPr>
-              <w:t>1,42%</w:t>
+              <w:t>1.42%</w:t>
             </w:r>
           </w:p>
         </w:tc>
@@ -654,7 +648,7 @@
               <w:rPr>
                 <w:sz w:val="22"/>
               </w:rPr>
-              <w:t>1,54%</w:t>
+              <w:t>1.54%</w:t>
             </w:r>
           </w:p>
         </w:tc>
@@ -670,7 +664,7 @@
               <w:rPr>
                 <w:sz w:val="22"/>
               </w:rPr>
-              <w:t>+0,11</w:t>
+              <w:t>+0.11</w:t>
             </w:r>
           </w:p>
         </w:tc>
@@ -686,7 +680,7 @@
               <w:rPr>
                 <w:sz w:val="22"/>
               </w:rPr>
-              <w:t>0,444</w:t>
+              <w:t>0.444</w:t>
             </w:r>
           </w:p>
         </w:tc>
@@ -720,7 +714,7 @@
               <w:rPr>
                 <w:sz w:val="22"/>
               </w:rPr>
-              <w:t>8,25%</w:t>
+              <w:t>8.25%</w:t>
             </w:r>
           </w:p>
         </w:tc>
@@ -736,7 +730,7 @@
               <w:rPr>
                 <w:sz w:val="22"/>
               </w:rPr>
-              <w:t>7,61%</w:t>
+              <w:t>7.61%</w:t>
             </w:r>
           </w:p>
         </w:tc>
@@ -752,7 +746,7 @@
               <w:rPr>
                 <w:sz w:val="22"/>
               </w:rPr>
-              <w:t>−0,63</w:t>
+              <w:t>−0.63</w:t>
             </w:r>
           </w:p>
         </w:tc>
@@ -768,7 +762,7 @@
               <w:rPr>
                 <w:sz w:val="22"/>
               </w:rPr>
-              <w:t>0,043</w:t>
+              <w:t>0.043</w:t>
             </w:r>
           </w:p>
         </w:tc>
@@ -802,7 +796,7 @@
               <w:rPr>
                 <w:sz w:val="22"/>
               </w:rPr>
-              <w:t>47,66%</w:t>
+              <w:t>47.66%</w:t>
             </w:r>
           </w:p>
         </w:tc>
@@ -818,7 +812,7 @@
               <w:rPr>
                 <w:sz w:val="22"/>
               </w:rPr>
-              <w:t>46,38%</w:t>
+              <w:t>46.38%</w:t>
             </w:r>
           </w:p>
         </w:tc>
@@ -834,7 +828,7 @@
               <w:rPr>
                 <w:sz w:val="22"/>
               </w:rPr>
-              <w:t>−1,27</w:t>
+              <w:t>−1.27</w:t>
             </w:r>
           </w:p>
         </w:tc>
@@ -850,7 +844,7 @@
               <w:rPr>
                 <w:sz w:val="22"/>
               </w:rPr>
-              <w:t>0,029</w:t>
+              <w:t>0.029</w:t>
             </w:r>
           </w:p>
         </w:tc>
@@ -869,12 +863,12 @@
         <w:rPr>
           <w:rFonts w:ascii="Times New Roman" w:eastAsia="Times New Roman" w:hAnsi="Times New Roman"/>
         </w:rPr>
-        <w:t>5. Ước tính tác động kinh doanh</w:t>
+        <w:t>5. Business impact estimate</w:t>
       </w:r>
     </w:p>
     <w:p>
       <w:r>
-        <w:t>Vì dataset không chứa doanh thu (nằm ngoài scope), phần này là ước tính proxy với giả định minh bạch, không phải doanh thu đo trực tiếp. Con số lõi: chênh lệch retention D7 = −0,82 điểm phần trăm tuyệt đối. Số người dùng D7 mất mỗi tháng = (lượt cài đặt mới) × 0,0082. Bảng dưới trình bày dải kịch bản; ARPU để dưới dạng tham số — thay số thật của đội ngũ vào để ra giá trị tiền cụ thể.</w:t>
+        <w:t>Because the dataset contains no revenue (out of scope), this section is a proxy estimate with transparent assumptions, not directly measured revenue. The core figure: the D7 retention difference = −0.82 absolute percentage points. Number of D7 users lost per month = (new installs) × 0.0082. The table below presents a range of scenarios; ARPU is left as a parameter — plug in the team’s real numbers to get a concrete money value.</w:t>
       </w:r>
     </w:p>
     <w:p>
@@ -934,7 +928,7 @@
           <w:i/>
           <w:sz w:val="22"/>
         </w:rPr>
-        <w:t>Hình 4. Số người dùng D7 mất mỗi tháng theo quy mô traffic (nếu triển khai gate_40).</w:t>
+        <w:t>Figure 4. Number of D7 users lost per month by traffic scale (if gate_40 is rolled out).</w:t>
       </w:r>
     </w:p>
     <w:tbl>
@@ -969,7 +963,7 @@
                 <w:b/>
                 <w:sz w:val="22"/>
               </w:rPr>
-              <w:t>Traffic/tháng</w:t>
+              <w:t>Traffic/month</w:t>
             </w:r>
           </w:p>
         </w:tc>
@@ -987,7 +981,7 @@
                 <w:b/>
                 <w:sz w:val="22"/>
               </w:rPr>
-              <w:t>User D7 mất</w:t>
+              <w:t>D7 users lost</w:t>
             </w:r>
           </w:p>
         </w:tc>
@@ -1005,7 +999,7 @@
                 <w:b/>
                 <w:sz w:val="22"/>
               </w:rPr>
-              <w:t>ARPU 0,20$</w:t>
+              <w:t>ARPU $0.20</w:t>
             </w:r>
           </w:p>
         </w:tc>
@@ -1023,7 +1017,7 @@
                 <w:b/>
                 <w:sz w:val="22"/>
               </w:rPr>
-              <w:t>ARPU 0,50$</w:t>
+              <w:t>ARPU $0.50</w:t>
             </w:r>
           </w:p>
         </w:tc>
@@ -1041,7 +1035,7 @@
                 <w:b/>
                 <w:sz w:val="22"/>
               </w:rPr>
-              <w:t>ARPU 1,00$</w:t>
+              <w:t>ARPU $1.00</w:t>
             </w:r>
           </w:p>
         </w:tc>
@@ -1059,7 +1053,7 @@
               <w:rPr>
                 <w:sz w:val="22"/>
               </w:rPr>
-              <w:t>100.000</w:t>
+              <w:t>100,000</w:t>
             </w:r>
           </w:p>
         </w:tc>
@@ -1091,7 +1085,7 @@
               <w:rPr>
                 <w:sz w:val="22"/>
               </w:rPr>
-              <w:t>164 $</w:t>
+              <w:t>$164</w:t>
             </w:r>
           </w:p>
         </w:tc>
@@ -1107,7 +1101,7 @@
               <w:rPr>
                 <w:sz w:val="22"/>
               </w:rPr>
-              <w:t>409 $</w:t>
+              <w:t>$409</w:t>
             </w:r>
           </w:p>
         </w:tc>
@@ -1123,7 +1117,7 @@
               <w:rPr>
                 <w:sz w:val="22"/>
               </w:rPr>
-              <w:t>818 $</w:t>
+              <w:t>$818</w:t>
             </w:r>
           </w:p>
         </w:tc>
@@ -1141,7 +1135,7 @@
               <w:rPr>
                 <w:sz w:val="22"/>
               </w:rPr>
-              <w:t>500.000</w:t>
+              <w:t>500,000</w:t>
             </w:r>
           </w:p>
         </w:tc>
@@ -1157,7 +1151,7 @@
               <w:rPr>
                 <w:sz w:val="22"/>
               </w:rPr>
-              <w:t>4.092</w:t>
+              <w:t>4,092</w:t>
             </w:r>
           </w:p>
         </w:tc>
@@ -1173,7 +1167,7 @@
               <w:rPr>
                 <w:sz w:val="22"/>
               </w:rPr>
-              <w:t>818 $</w:t>
+              <w:t>$818</w:t>
             </w:r>
           </w:p>
         </w:tc>
@@ -1189,7 +1183,7 @@
               <w:rPr>
                 <w:sz w:val="22"/>
               </w:rPr>
-              <w:t>2.046 $</w:t>
+              <w:t>$2,046</w:t>
             </w:r>
           </w:p>
         </w:tc>
@@ -1205,7 +1199,7 @@
               <w:rPr>
                 <w:sz w:val="22"/>
               </w:rPr>
-              <w:t>4.092 $</w:t>
+              <w:t>$4,092</w:t>
             </w:r>
           </w:p>
         </w:tc>
@@ -1223,7 +1217,7 @@
               <w:rPr>
                 <w:sz w:val="22"/>
               </w:rPr>
-              <w:t>1.000.000</w:t>
+              <w:t>1,000,000</w:t>
             </w:r>
           </w:p>
         </w:tc>
@@ -1239,7 +1233,7 @@
               <w:rPr>
                 <w:sz w:val="22"/>
               </w:rPr>
-              <w:t>8.183</w:t>
+              <w:t>8,183</w:t>
             </w:r>
           </w:p>
         </w:tc>
@@ -1255,7 +1249,7 @@
               <w:rPr>
                 <w:sz w:val="22"/>
               </w:rPr>
-              <w:t>1.637 $</w:t>
+              <w:t>$1,637</w:t>
             </w:r>
           </w:p>
         </w:tc>
@@ -1271,7 +1265,7 @@
               <w:rPr>
                 <w:sz w:val="22"/>
               </w:rPr>
-              <w:t>4.092 $</w:t>
+              <w:t>$4,092</w:t>
             </w:r>
           </w:p>
         </w:tc>
@@ -1287,7 +1281,7 @@
               <w:rPr>
                 <w:sz w:val="22"/>
               </w:rPr>
-              <w:t>8.183 $</w:t>
+              <w:t>$8,183</w:t>
             </w:r>
           </w:p>
         </w:tc>
@@ -1299,7 +1293,7 @@
           <w:i/>
           <w:sz w:val="22"/>
         </w:rPr>
-        <w:t>Ghi chú: "loss/tháng" = số user D7 mất × ARPU. Retention D7 được dùng như proxy cho stickiness/LTV, không phải mô hình LTV đầy đủ (dữ liệu chỉ có D1/D7, không có đường cong retention dài hạn).</w:t>
+        <w:t>Note: "loss/month" = number of D7 users lost × ARPU. D7 retention is used as a proxy for stickiness/LTV, not a full LTV model (the data only has D1/D7, no long-term retention curve).</w:t>
       </w:r>
     </w:p>
     <w:p>
@@ -1310,7 +1304,7 @@
         <w:rPr>
           <w:rFonts w:ascii="Times New Roman" w:eastAsia="Times New Roman" w:hAnsi="Times New Roman"/>
         </w:rPr>
-        <w:t>6. Tổng hợp ba giả thuyết</w:t>
+        <w:t>6. Summary of the three hypotheses</w:t>
       </w:r>
     </w:p>
     <w:tbl>
@@ -1344,7 +1338,7 @@
                 <w:b/>
                 <w:sz w:val="22"/>
               </w:rPr>
-              <w:t>Giả thuyết</w:t>
+              <w:t>Hypothesis</w:t>
             </w:r>
           </w:p>
         </w:tc>
@@ -1362,7 +1356,7 @@
                 <w:b/>
                 <w:sz w:val="22"/>
               </w:rPr>
-              <w:t>Hiệu ứng</w:t>
+              <w:t>Effect</w:t>
             </w:r>
           </w:p>
         </w:tc>
@@ -1398,7 +1392,7 @@
                 <w:b/>
                 <w:sz w:val="22"/>
               </w:rPr>
-              <w:t>Kết luận</w:t>
+              <w:t>Conclusion</w:t>
             </w:r>
           </w:p>
         </w:tc>
@@ -1432,7 +1426,7 @@
               <w:rPr>
                 <w:sz w:val="22"/>
               </w:rPr>
-              <w:t>−1,32% tương đối</w:t>
+              <w:t>−1.32% relative</w:t>
             </w:r>
           </w:p>
         </w:tc>
@@ -1448,7 +1442,7 @@
               <w:rPr>
                 <w:sz w:val="22"/>
               </w:rPr>
-              <w:t>0,0750</w:t>
+              <w:t>0.0750</w:t>
             </w:r>
           </w:p>
         </w:tc>
@@ -1464,7 +1458,7 @@
               <w:rPr>
                 <w:sz w:val="22"/>
               </w:rPr>
-              <w:t>Không bác bỏ (hòa)</w:t>
+              <w:t>Do not reject (tie)</w:t>
             </w:r>
           </w:p>
         </w:tc>
@@ -1498,7 +1492,7 @@
               <w:rPr>
                 <w:sz w:val="22"/>
               </w:rPr>
-              <w:t>−4,30% tương đối</w:t>
+              <w:t>−4.30% relative</w:t>
             </w:r>
           </w:p>
         </w:tc>
@@ -1514,7 +1508,7 @@
               <w:rPr>
                 <w:sz w:val="22"/>
               </w:rPr>
-              <w:t>0,0016</w:t>
+              <w:t>0.0016</w:t>
             </w:r>
           </w:p>
         </w:tc>
@@ -1530,7 +1524,7 @@
               <w:rPr>
                 <w:sz w:val="22"/>
               </w:rPr>
-              <w:t>Bác bỏ — gate_40 kém hơn</w:t>
+              <w:t>Reject — gate_40 is worse</w:t>
             </w:r>
           </w:p>
         </w:tc>
@@ -1580,7 +1574,7 @@
               <w:rPr>
                 <w:sz w:val="22"/>
               </w:rPr>
-              <w:t>0,0509</w:t>
+              <w:t>0.0509</w:t>
             </w:r>
           </w:p>
         </w:tc>
@@ -1596,7 +1590,7 @@
               <w:rPr>
                 <w:sz w:val="22"/>
               </w:rPr>
-              <w:t>Không bác bỏ (bằng nhau)</w:t>
+              <w:t>Do not reject (equal)</w:t>
             </w:r>
           </w:p>
         </w:tc>
@@ -1615,7 +1609,7 @@
         <w:rPr>
           <w:rFonts w:ascii="Times New Roman" w:eastAsia="Times New Roman" w:hAnsi="Times New Roman"/>
         </w:rPr>
-        <w:t>7. Kết luận và khuyến nghị</w:t>
+        <w:t>7. Conclusion and recommendation</w:t>
       </w:r>
     </w:p>
     <w:p>
@@ -1623,27 +1617,19 @@
         <w:rPr>
           <w:b/>
         </w:rPr>
-        <w:t>Khuyến nghị: NO-GO — giữ gate ở level 30, không triển khai gate 40, với độ tin cậy &gt; 95%.</w:t>
+        <w:t>Recommendation: NO-GO — keep the gate at level 30, do not roll out gate 40, with confidence &gt; 95%.</w:t>
       </w:r>
     </w:p>
     <w:p>
       <w:r>
-        <w:t xml:space="preserve">Ba </w:t>
-      </w:r>
-      <w:r>
-        <w:t>phát hiện</w:t>
-      </w:r>
-      <w:r>
-        <w:t xml:space="preserve"> củng cố khuyến nghị: (1) retention D7 giảm có ý nghĩa và vượt Bonferroni; (2) engagement không cải thiện để bù đắp; (3) tác hại rơi đúng vào nhóm core user </w:t>
-      </w:r>
-      <w:r>
+        <w:t xml:space="preserve">Three findings reinforce the recommendation: (1) D7 retention drops significantly and beyond Bonferroni; (2) engagement does not improve to compensate; (3) the harm falls exactly on the core-user group </w:t>
         <w:lastRenderedPageBreak/>
-        <w:t>(medium/heavy). Không có lợi ích nào được ghi nhận để đánh đổi cho phần retention D7 bị mất.</w:t>
+        <w:t>(medium/heavy). No benefit was recorded to trade for the lost D7 retention.</w:t>
       </w:r>
     </w:p>
     <w:p>
       <w:r>
-        <w:t>Đề xuất bước tiếp theo: nếu vẫn muốn tối ưu điểm đặt gate, thiết kế A/B test mới thử các vị trí gate trung gian (ví dụ level 35) hoặc soft gate, và bổ sung đo lường doanh thu để đánh giá trực tiếp tác động monetization thay vì proxy.</w:t>
+        <w:t>Suggested next step: if you still want to optimize the gate placement, design a new A/B test trying intermediate gate positions (e.g. level 35) or a soft gate, and add revenue measurement to directly assess the monetization impact instead of a proxy.</w:t>
       </w:r>
     </w:p>
     <w:p>
@@ -1654,7 +1640,7 @@
         <w:rPr>
           <w:rFonts w:ascii="Times New Roman" w:eastAsia="Times New Roman" w:hAnsi="Times New Roman"/>
         </w:rPr>
-        <w:t>8. Giới hạn và lưu ý diễn giải</w:t>
+        <w:t>8. Limitations and interpretation notes</w:t>
       </w:r>
     </w:p>
     <w:p>
@@ -1666,10 +1652,10 @@
         <w:rPr>
           <w:b/>
         </w:rPr>
-        <w:t xml:space="preserve">Bản chất retention: </w:t>
+        <w:t xml:space="preserve">Nature of retention: </w:t>
       </w:r>
       <w:r>
-        <w:t xml:space="preserve"> chỉ số retention trong dataset đo lượt mở app, không nhất thiết là gameplay (giả định làm việc từ Phase 3) — cần nêu rõ khi trình bày.</w:t>
+        <w:t xml:space="preserve"> the retention metric in the dataset measures app opens, not necessarily gameplay (a working assumption from Phase 3) — this must be stated clearly when presenting.</w:t>
       </w:r>
     </w:p>
     <w:p>
@@ -1681,10 +1667,10 @@
         <w:rPr>
           <w:b/>
         </w:rPr>
-        <w:t xml:space="preserve">Phạm vi thời gian: </w:t>
+        <w:t xml:space="preserve">Time scope: </w:t>
       </w:r>
       <w:r>
-        <w:t xml:space="preserve"> dữ liệu chỉ bao phủ 14 ngày đầu; không kết luận được tác động dài hạn (D14+).</w:t>
+        <w:t xml:space="preserve"> the data only covers the first 14 days; no long-term impact (D14+) can be concluded.</w:t>
       </w:r>
     </w:p>
     <w:p>
@@ -1696,10 +1682,10 @@
         <w:rPr>
           <w:b/>
         </w:rPr>
-        <w:t xml:space="preserve">Doanh thu: </w:t>
+        <w:t xml:space="preserve">Revenue: </w:t>
       </w:r>
       <w:r>
-        <w:t xml:space="preserve"> không có dữ liệu doanh thu; mọi con số tiền là proxy có tham số, không phải đo trực tiếp.</w:t>
+        <w:t xml:space="preserve"> no revenue data; every money figure is a parameterized proxy, not directly measured.</w:t>
       </w:r>
     </w:p>
     <w:p>
@@ -1714,7 +1700,7 @@
         <w:t xml:space="preserve">SRM: </w:t>
       </w:r>
       <w:r>
-        <w:t xml:space="preserve"> SRM đạt ở ngưỡng dự án (α = 0,001) nhưng không đạt ở 0,05; đã xử lý cỡ mẫu lớn bằng effect size, khuyến nghị theo dõi split ở thử nghiệm sau.</w:t>
+        <w:t xml:space="preserve"> SRM passes at the project threshold (α = 0.001) but not at 0.05; the large sample size was handled with effect size, and monitoring the split is recommended for future tests.</w:t>
       </w:r>
     </w:p>
     <w:p>
@@ -1731,7 +1717,7 @@
           <w:i/>
           <w:sz w:val="22"/>
         </w:rPr>
-        <w:t>— Hết báo cáo Phase 4 —</w:t>
+        <w:t>— End of the Phase 4 report —</w:t>
       </w:r>
     </w:p>
     <w:sectPr>
